--- a/agentic-pmo-suite/Agentic-PMO-Suite-Overview.docx
+++ b/agentic-pmo-suite/Agentic-PMO-Suite-Overview.docx
@@ -705,7 +705,7 @@
                 <w:sz w:val="16"/>
                 <w:szCs w:val="16"/>
               </w:rPr>
-              <w:t xml:space="preserve">Voice / Transcript Intake</w:t>
+              <w:t xml:space="preserve">Risk Register with Organizational Memory</w:t>
             </w:r>
           </w:p>
         </w:tc>
@@ -731,7 +731,7 @@
                 <w:sz w:val="16"/>
                 <w:szCs w:val="16"/>
               </w:rPr>
-              <w:t xml:space="preserve">A requester can paste a meeting transcript (or use best-effort live dictation) and a Transcript Parser Agent fills the intake form fields directly.</w:t>
+              <w:t xml:space="preserve">A seeded Risk Pattern Library of risks tagged by initiative type, teams, size, and domain keywords is matched against each new program and surfaced before generation; the Risk Register Agent is told to include matched patterns first, adapted to the specifics, then add net-new risks.</w:t>
             </w:r>
           </w:p>
         </w:tc>
@@ -759,7 +759,7 @@
                 <w:sz w:val="16"/>
                 <w:szCs w:val="16"/>
               </w:rPr>
-              <w:t xml:space="preserve">Removes the “yet another form” friction that quietly degrades request quality and discourages submission altogether.</w:t>
+              <w:t xml:space="preserve">Recurring risks (vendor-change breaks, cutover data drift, API compatibility gaps) get caught because the system remembers them — not because an agent happens to reinvent them correctly each time.</w:t>
             </w:r>
           </w:p>
         </w:tc>
@@ -789,7 +789,7 @@
                 <w:sz w:val="16"/>
                 <w:szCs w:val="16"/>
               </w:rPr>
-              <w:t xml:space="preserve">OKR / Metric Consistency Check</w:t>
+              <w:t xml:space="preserve">Voice / Transcript Intake</w:t>
             </w:r>
           </w:p>
         </w:tc>
@@ -815,7 +815,7 @@
                 <w:sz w:val="16"/>
                 <w:szCs w:val="16"/>
               </w:rPr>
-              <w:t xml:space="preserve">A structural, rule-based check (not an agent) flags when a program's named OKR doesn't actually match the category of metric it's tracking (e.g., a cost-reduction OKR paired with churn-risk figures).</w:t>
+              <w:t xml:space="preserve">A requester can paste a meeting transcript (or use best-effort live dictation) and a Transcript Parser Agent fills the intake form fields directly.</w:t>
             </w:r>
           </w:p>
         </w:tc>
@@ -843,7 +843,7 @@
                 <w:sz w:val="16"/>
                 <w:szCs w:val="16"/>
               </w:rPr>
-              <w:t xml:space="preserve">Catches a real data-quality gap systematically and every time, rather than hoping an agent happens to notice it.</w:t>
+              <w:t xml:space="preserve">Removes the “yet another form” friction that quietly degrades request quality and discourages submission altogether.</w:t>
             </w:r>
           </w:p>
         </w:tc>
@@ -873,7 +873,7 @@
                 <w:sz w:val="16"/>
                 <w:szCs w:val="16"/>
               </w:rPr>
-              <w:t xml:space="preserve">Consolidated Program Tracker</w:t>
+              <w:t xml:space="preserve">OKR / Metric Consistency Check</w:t>
             </w:r>
           </w:p>
         </w:tc>
@@ -899,7 +899,7 @@
                 <w:sz w:val="16"/>
                 <w:szCs w:val="16"/>
               </w:rPr>
-              <w:t xml:space="preserve">One portfolio view of every active program — RAG status, phase, budget, TPM allocation, and prioritization score — alongside full detail in each program's own tab.</w:t>
+              <w:t xml:space="preserve">A structural, rule-based check (not an agent) flags when a program's named OKR doesn't actually match the category of metric it's tracking (e.g., a cost-reduction OKR paired with churn-risk figures).</w:t>
             </w:r>
           </w:p>
         </w:tc>
@@ -907,6 +907,90 @@
           <w:tcPr>
             <w:tcW w:type="dxa" w:w="3450"/>
             <w:shd w:fill="EEF2F6" w:val="clear"/>
+            <w:tcMar>
+              <w:top w:type="dxa" w:w="80"/>
+              <w:left w:type="dxa" w:w="100"/>
+              <w:bottom w:type="dxa" w:w="80"/>
+              <w:right w:type="dxa" w:w="100"/>
+            </w:tcMar>
+            <w:vAlign w:val="top"/>
+          </w:tcPr>
+          <w:p>
+            <w:pPr>
+              <w:spacing w:after="0"/>
+            </w:pPr>
+            <w:r>
+              <w:rPr>
+                <w:i/>
+                <w:iCs/>
+                <w:color w:val="5A6472"/>
+                <w:sz w:val="16"/>
+                <w:szCs w:val="16"/>
+              </w:rPr>
+              <w:t xml:space="preserve">Catches a real data-quality gap systematically and every time, rather than hoping an agent happens to notice it.</w:t>
+            </w:r>
+          </w:p>
+        </w:tc>
+      </w:tr>
+      <w:tr>
+        <w:tc>
+          <w:tcPr>
+            <w:tcW w:type="dxa" w:w="2050"/>
+            <w:shd w:fill="FFFFFF" w:val="clear"/>
+            <w:tcMar>
+              <w:top w:type="dxa" w:w="80"/>
+              <w:left w:type="dxa" w:w="100"/>
+              <w:bottom w:type="dxa" w:w="80"/>
+              <w:right w:type="dxa" w:w="100"/>
+            </w:tcMar>
+            <w:vAlign w:val="top"/>
+          </w:tcPr>
+          <w:p>
+            <w:pPr>
+              <w:spacing w:after="0"/>
+            </w:pPr>
+            <w:r>
+              <w:rPr>
+                <w:b/>
+                <w:bCs/>
+                <w:color w:val="2E5F8A"/>
+                <w:sz w:val="16"/>
+                <w:szCs w:val="16"/>
+              </w:rPr>
+              <w:t xml:space="preserve">Consolidated Program Tracker</w:t>
+            </w:r>
+          </w:p>
+        </w:tc>
+        <w:tc>
+          <w:tcPr>
+            <w:tcW w:type="dxa" w:w="4700"/>
+            <w:shd w:fill="FFFFFF" w:val="clear"/>
+            <w:tcMar>
+              <w:top w:type="dxa" w:w="80"/>
+              <w:left w:type="dxa" w:w="100"/>
+              <w:bottom w:type="dxa" w:w="80"/>
+              <w:right w:type="dxa" w:w="100"/>
+            </w:tcMar>
+            <w:vAlign w:val="top"/>
+          </w:tcPr>
+          <w:p>
+            <w:pPr>
+              <w:spacing w:after="0"/>
+            </w:pPr>
+            <w:r>
+              <w:rPr>
+                <w:color w:val="222222"/>
+                <w:sz w:val="16"/>
+                <w:szCs w:val="16"/>
+              </w:rPr>
+              <w:t xml:space="preserve">One portfolio view of every active program — RAG status, phase, budget, TPM allocation, and prioritization score — alongside full detail in each program's own tab.</w:t>
+            </w:r>
+          </w:p>
+        </w:tc>
+        <w:tc>
+          <w:tcPr>
+            <w:tcW w:type="dxa" w:w="3450"/>
+            <w:shd w:fill="FFFFFF" w:val="clear"/>
             <w:tcMar>
               <w:top w:type="dxa" w:w="80"/>
               <w:left w:type="dxa" w:w="100"/>

--- a/agentic-pmo-suite/Agentic-PMO-Suite-Overview.docx
+++ b/agentic-pmo-suite/Agentic-PMO-Suite-Overview.docx
@@ -19,7 +19,7 @@
     </w:p>
     <w:p>
       <w:pPr>
-        <w:spacing w:after="140"/>
+        <w:spacing w:after="100"/>
       </w:pPr>
       <w:r>
         <w:rPr>
@@ -34,6 +34,31 @@
     </w:p>
     <w:p>
       <w:pPr>
+        <w:spacing w:after="160"/>
+      </w:pPr>
+      <w:r>
+        <w:rPr>
+          <w:b/>
+          <w:bCs/>
+          <w:color w:val="9A6A1A"/>
+          <w:sz w:val="15"/>
+          <w:szCs w:val="15"/>
+        </w:rPr>
+        <w:t xml:space="preserve">STATUS: WORK IN PROGRESS — PROTOTYPE, NOT A FINISHED PRODUCT</w:t>
+      </w:r>
+      <w:r>
+        <w:rPr>
+          <w:i/>
+          <w:iCs/>
+          <w:color w:val="5A6472"/>
+          <w:sz w:val="15"/>
+          <w:szCs w:val="15"/>
+        </w:rPr>
+        <w:t xml:space="preserve">   ~75–80% of its own scoped goal; ~35–40% of a full enterprise PfMO function. Full breakdown in the app's own Roadmap &amp; Scope tab.</w:t>
+      </w:r>
+    </w:p>
+    <w:p>
+      <w:pPr>
         <w:pBdr>
           <w:bottom w:val="single" w:color="2E5F8A" w:sz="6" w:space="4"/>
         </w:pBdr>
@@ -67,7 +92,7 @@
           <w:sz w:val="18"/>
           <w:szCs w:val="18"/>
         </w:rPr>
-        <w:t xml:space="preserve">PMOs run on the same handful of artifacts — charters, plans, status reports, risk registers — rewritten by hand for every program, and prioritization decisions that are hard to defend when leadership asks “why this and not that?” This suite uses a set of purpose-built AI agents, not one generic chatbot, to draft each artifact consistently and to score prioritization against a fixed, OKR-gated rubric — while keeping a human override and audit trail on every decision that matters.</w:t>
+        <w:t xml:space="preserve">PMOs run on the same handful of artifacts — charters, plans, status reports, risk registers — rewritten by hand for every program, and prioritization decisions that are hard to defend when leadership asks “why this and not that?” This suite uses a set of purpose-built AI agents, not one generic chatbot, to draft each artifact consistently and to score prioritization against a fixed, OKR-gated rubric — while keeping every override badged and reversible back to the agent's original assessment.</w:t>
       </w:r>
     </w:p>
     <w:tbl>
@@ -453,7 +478,7 @@
                 <w:sz w:val="16"/>
                 <w:szCs w:val="16"/>
               </w:rPr>
-              <w:t xml:space="preserve">Human Override, Fully Auditable</w:t>
+              <w:t xml:space="preserve">Human Override, Badged &amp; Reversible</w:t>
             </w:r>
           </w:p>
         </w:tc>
@@ -479,7 +504,7 @@
                 <w:sz w:val="16"/>
                 <w:szCs w:val="16"/>
               </w:rPr>
-              <w:t xml:space="preserve">Any agent score or drafted content can be overridden by a PMO or engineering leader. Overrides are clearly badged and always revertible back to the agent's original assessment.</w:t>
+              <w:t xml:space="preserve">Any agent score or drafted content can be overridden by a PMO or engineering leader. Overrides are clearly badged and always revertible back to the agent's original assessment. (A timestamped who/when/why audit log is roadmapped, not yet built.)</w:t>
             </w:r>
           </w:p>
         </w:tc>

--- a/agentic-pmo-suite/Agentic-PMO-Suite-Overview.docx
+++ b/agentic-pmo-suite/Agentic-PMO-Suite-Overview.docx
@@ -504,7 +504,7 @@
                 <w:sz w:val="16"/>
                 <w:szCs w:val="16"/>
               </w:rPr>
-              <w:t xml:space="preserve">Any agent score or drafted content can be overridden by a PMO or engineering leader. Overrides are clearly badged and always revertible back to the agent's original assessment. (A timestamped who/when/why audit log is roadmapped, not yet built.)</w:t>
+              <w:t xml:space="preserve">Any agent score or drafted content can be overridden by a PMO or engineering leader. Overrides are clearly badged and always revertible back to the agent's original assessment. Every override and change is written to an audit log (who, when, before and after, and why); identity is self-declared and the log is not tamper-proof.</w:t>
             </w:r>
           </w:p>
         </w:tc>

--- a/agentic-pmo-suite/Agentic-PMO-Suite-Overview.docx
+++ b/agentic-pmo-suite/Agentic-PMO-Suite-Overview.docx
@@ -646,7 +646,7 @@
                 <w:sz w:val="16"/>
                 <w:szCs w:val="16"/>
               </w:rPr>
-              <w:t xml:space="preserve">Seven Grounded Artifact Agents</w:t>
+              <w:t xml:space="preserve">Rigor Meter (Right-Sized Process)</w:t>
             </w:r>
           </w:p>
         </w:tc>
@@ -672,7 +672,7 @@
                 <w:sz w:val="16"/>
                 <w:szCs w:val="16"/>
               </w:rPr>
-              <w:t xml:space="preserve">Charter, Project Plan, Status Report, Risk Register, Dependency Tracker, OKR Report, and Program Landing Page — each drafted from one shared, real program-context object and a fixed section template.</w:t>
+              <w:t xml:space="preserve">Scores each program on complexity, integration, the parts of the stack it touches, and release type (0–8) to set a high, medium or low rigor level, each with a recommended process. A leader can override the level; the override is badged, revertible, and written to the audit log.</w:t>
             </w:r>
           </w:p>
         </w:tc>
@@ -700,7 +700,7 @@
                 <w:sz w:val="16"/>
                 <w:szCs w:val="16"/>
               </w:rPr>
-              <w:t xml:space="preserve">Every artifact says the same thing about the same program. No drift between what the charter promises and what the status report reports.</w:t>
+              <w:t xml:space="preserve">Process fits the work: small releases stop carrying waterfall overhead, and long, multi-team programs get the control they need.</w:t>
             </w:r>
           </w:p>
         </w:tc>
@@ -730,7 +730,7 @@
                 <w:sz w:val="16"/>
                 <w:szCs w:val="16"/>
               </w:rPr>
-              <w:t xml:space="preserve">Risk Register with Organizational Memory</w:t>
+              <w:t xml:space="preserve">Seven Grounded Artifact Agents</w:t>
             </w:r>
           </w:p>
         </w:tc>
@@ -756,7 +756,7 @@
                 <w:sz w:val="16"/>
                 <w:szCs w:val="16"/>
               </w:rPr>
-              <w:t xml:space="preserve">A seeded Risk Pattern Library of risks tagged by initiative type, teams, size, and domain keywords is matched against each new program and surfaced before generation; the Risk Register Agent is told to include matched patterns first, adapted to the specifics, then add net-new risks.</w:t>
+              <w:t xml:space="preserve">Charter, Project Plan, Status Report, Risk Register, Dependency Tracker, OKR Report, and Program Landing Page — each drafted from one shared, real program-context object and a fixed section template.</w:t>
             </w:r>
           </w:p>
         </w:tc>
@@ -784,7 +784,7 @@
                 <w:sz w:val="16"/>
                 <w:szCs w:val="16"/>
               </w:rPr>
-              <w:t xml:space="preserve">Recurring risks (vendor-change breaks, cutover data drift, API compatibility gaps) get caught because the system remembers them — not because an agent happens to reinvent them correctly each time.</w:t>
+              <w:t xml:space="preserve">Every artifact says the same thing about the same program. No drift between what the charter promises and what the status report reports.</w:t>
             </w:r>
           </w:p>
         </w:tc>
@@ -814,7 +814,7 @@
                 <w:sz w:val="16"/>
                 <w:szCs w:val="16"/>
               </w:rPr>
-              <w:t xml:space="preserve">Voice / Transcript Intake</w:t>
+              <w:t xml:space="preserve">Risk Register with Organizational Memory</w:t>
             </w:r>
           </w:p>
         </w:tc>
@@ -840,7 +840,7 @@
                 <w:sz w:val="16"/>
                 <w:szCs w:val="16"/>
               </w:rPr>
-              <w:t xml:space="preserve">A requester can paste a meeting transcript (or use best-effort live dictation) and a Transcript Parser Agent fills the intake form fields directly.</w:t>
+              <w:t xml:space="preserve">A seeded Risk Pattern Library of risks tagged by initiative type, teams, size, and domain keywords is matched against each new program and surfaced before generation; the Risk Register Agent is told to include matched patterns first, adapted to the specifics, then add net-new risks.</w:t>
             </w:r>
           </w:p>
         </w:tc>
@@ -868,7 +868,7 @@
                 <w:sz w:val="16"/>
                 <w:szCs w:val="16"/>
               </w:rPr>
-              <w:t xml:space="preserve">Removes the “yet another form” friction that quietly degrades request quality and discourages submission altogether.</w:t>
+              <w:t xml:space="preserve">Recurring risks (vendor-change breaks, cutover data drift, API compatibility gaps) get caught because the system remembers them — not because an agent happens to reinvent them correctly each time.</w:t>
             </w:r>
           </w:p>
         </w:tc>
@@ -898,7 +898,7 @@
                 <w:sz w:val="16"/>
                 <w:szCs w:val="16"/>
               </w:rPr>
-              <w:t xml:space="preserve">OKR / Metric Consistency Check</w:t>
+              <w:t xml:space="preserve">Voice / Transcript Intake</w:t>
             </w:r>
           </w:p>
         </w:tc>
@@ -924,7 +924,7 @@
                 <w:sz w:val="16"/>
                 <w:szCs w:val="16"/>
               </w:rPr>
-              <w:t xml:space="preserve">A structural, rule-based check (not an agent) flags when a program's named OKR doesn't actually match the category of metric it's tracking (e.g., a cost-reduction OKR paired with churn-risk figures).</w:t>
+              <w:t xml:space="preserve">A requester can paste a meeting transcript (or use best-effort live dictation) and a Transcript Parser Agent fills the intake form fields directly.</w:t>
             </w:r>
           </w:p>
         </w:tc>
@@ -952,7 +952,7 @@
                 <w:sz w:val="16"/>
                 <w:szCs w:val="16"/>
               </w:rPr>
-              <w:t xml:space="preserve">Catches a real data-quality gap systematically and every time, rather than hoping an agent happens to notice it.</w:t>
+              <w:t xml:space="preserve">Removes the “yet another form” friction that quietly degrades request quality and discourages submission altogether.</w:t>
             </w:r>
           </w:p>
         </w:tc>
@@ -982,7 +982,7 @@
                 <w:sz w:val="16"/>
                 <w:szCs w:val="16"/>
               </w:rPr>
-              <w:t xml:space="preserve">Consolidated Program Tracker</w:t>
+              <w:t xml:space="preserve">OKR / Metric Consistency Check</w:t>
             </w:r>
           </w:p>
         </w:tc>
@@ -1008,7 +1008,7 @@
                 <w:sz w:val="16"/>
                 <w:szCs w:val="16"/>
               </w:rPr>
-              <w:t xml:space="preserve">One portfolio view of every active program — RAG status, phase, budget, TPM allocation, and prioritization score — alongside full detail in each program's own tab.</w:t>
+              <w:t xml:space="preserve">A structural, rule-based check (not an agent) flags when a program's named OKR doesn't actually match the category of metric it's tracking (e.g., a cost-reduction OKR paired with churn-risk figures).</w:t>
             </w:r>
           </w:p>
         </w:tc>
@@ -1016,6 +1016,90 @@
           <w:tcPr>
             <w:tcW w:type="dxa" w:w="3450"/>
             <w:shd w:fill="FFFFFF" w:val="clear"/>
+            <w:tcMar>
+              <w:top w:type="dxa" w:w="80"/>
+              <w:left w:type="dxa" w:w="100"/>
+              <w:bottom w:type="dxa" w:w="80"/>
+              <w:right w:type="dxa" w:w="100"/>
+            </w:tcMar>
+            <w:vAlign w:val="top"/>
+          </w:tcPr>
+          <w:p>
+            <w:pPr>
+              <w:spacing w:after="0"/>
+            </w:pPr>
+            <w:r>
+              <w:rPr>
+                <w:i/>
+                <w:iCs/>
+                <w:color w:val="5A6472"/>
+                <w:sz w:val="16"/>
+                <w:szCs w:val="16"/>
+              </w:rPr>
+              <w:t xml:space="preserve">Catches a real data-quality gap systematically and every time, rather than hoping an agent happens to notice it.</w:t>
+            </w:r>
+          </w:p>
+        </w:tc>
+      </w:tr>
+      <w:tr>
+        <w:tc>
+          <w:tcPr>
+            <w:tcW w:type="dxa" w:w="2050"/>
+            <w:shd w:fill="EEF2F6" w:val="clear"/>
+            <w:tcMar>
+              <w:top w:type="dxa" w:w="80"/>
+              <w:left w:type="dxa" w:w="100"/>
+              <w:bottom w:type="dxa" w:w="80"/>
+              <w:right w:type="dxa" w:w="100"/>
+            </w:tcMar>
+            <w:vAlign w:val="top"/>
+          </w:tcPr>
+          <w:p>
+            <w:pPr>
+              <w:spacing w:after="0"/>
+            </w:pPr>
+            <w:r>
+              <w:rPr>
+                <w:b/>
+                <w:bCs/>
+                <w:color w:val="2E5F8A"/>
+                <w:sz w:val="16"/>
+                <w:szCs w:val="16"/>
+              </w:rPr>
+              <w:t xml:space="preserve">Consolidated Program Tracker</w:t>
+            </w:r>
+          </w:p>
+        </w:tc>
+        <w:tc>
+          <w:tcPr>
+            <w:tcW w:type="dxa" w:w="4700"/>
+            <w:shd w:fill="EEF2F6" w:val="clear"/>
+            <w:tcMar>
+              <w:top w:type="dxa" w:w="80"/>
+              <w:left w:type="dxa" w:w="100"/>
+              <w:bottom w:type="dxa" w:w="80"/>
+              <w:right w:type="dxa" w:w="100"/>
+            </w:tcMar>
+            <w:vAlign w:val="top"/>
+          </w:tcPr>
+          <w:p>
+            <w:pPr>
+              <w:spacing w:after="0"/>
+            </w:pPr>
+            <w:r>
+              <w:rPr>
+                <w:color w:val="222222"/>
+                <w:sz w:val="16"/>
+                <w:szCs w:val="16"/>
+              </w:rPr>
+              <w:t xml:space="preserve">One portfolio view of every active program — RAG status, phase, budget, TPM allocation, and prioritization score — alongside full detail in each program's own tab.</w:t>
+            </w:r>
+          </w:p>
+        </w:tc>
+        <w:tc>
+          <w:tcPr>
+            <w:tcW w:type="dxa" w:w="3450"/>
+            <w:shd w:fill="EEF2F6" w:val="clear"/>
             <w:tcMar>
               <w:top w:type="dxa" w:w="80"/>
               <w:left w:type="dxa" w:w="100"/>

--- a/agentic-pmo-suite/Agentic-PMO-Suite-Overview.docx
+++ b/agentic-pmo-suite/Agentic-PMO-Suite-Overview.docx
@@ -672,7 +672,7 @@
                 <w:sz w:val="16"/>
                 <w:szCs w:val="16"/>
               </w:rPr>
-              <w:t xml:space="preserve">Scores each program on complexity, integration, the parts of the stack it touches, and release type (0–8) to set a high, medium or low rigor level, each with a recommended process. A leader can override the level; the override is badged, revertible, and written to the audit log.</w:t>
+              <w:t xml:space="preserve">Scores each program on complexity, integration, the parts of the stack it touches, and release type (0–8) to set a high, medium or low rigor level, each with a recommended process. Captured at intake and inherited by the program on approval. A leader can override the level; the override is badged, revertible, and written to the audit log.</w:t>
             </w:r>
           </w:p>
         </w:tc>
